--- a/docs/HANDOFF_인수인계.docx
+++ b/docs/HANDOFF_인수인계.docx
@@ -1157,6 +1157,306 @@
       </w:pPr>
       <w:r>
         <w:t>push하면 자동 재배포</w:t>
+      </w:r>
+    </w:p>
+    <w:p>
+      <w:pPr>
+        <w:pStyle w:val="Heading1"/>
+      </w:pPr>
+      <w:r>
+        <w:t>2.3 데이터 파일을 어디에 두어야 하는가</w:t>
+      </w:r>
+    </w:p>
+    <w:p>
+      <w:r>
+        <w:t>질문: SQLite 두 개를 폴더에 갖고 있어야 웹이 돌아가는가?</w:t>
+      </w:r>
+    </w:p>
+    <w:p>
+      <w:r>
+        <w:t>→ 배포 방식에 따라 다르다. 정리하면 다음과 같다.</w:t>
+      </w:r>
+    </w:p>
+    <w:tbl>
+      <w:tblPr>
+        <w:tblStyle w:val="LightGrid-Accent1"/>
+        <w:tblW w:type="auto" w:w="0"/>
+        <w:tblLook w:firstColumn="1" w:firstRow="1" w:lastColumn="0" w:lastRow="0" w:noHBand="0" w:noVBand="1" w:val="04A0"/>
+      </w:tblPr>
+      <w:tblGrid>
+        <w:gridCol w:w="2880"/>
+        <w:gridCol w:w="2880"/>
+        <w:gridCol w:w="2880"/>
+      </w:tblGrid>
+      <w:tr>
+        <w:tc>
+          <w:tcPr>
+            <w:tcW w:type="dxa" w:w="2880"/>
+          </w:tcPr>
+          <w:p>
+            <w:r>
+              <w:t>배포</w:t>
+            </w:r>
+          </w:p>
+        </w:tc>
+        <w:tc>
+          <w:tcPr>
+            <w:tcW w:type="dxa" w:w="2880"/>
+          </w:tcPr>
+          <w:p>
+            <w:r>
+              <w:t>필요한 파일</w:t>
+            </w:r>
+          </w:p>
+        </w:tc>
+        <w:tc>
+          <w:tcPr>
+            <w:tcW w:type="dxa" w:w="2880"/>
+          </w:tcPr>
+          <w:p>
+            <w:r>
+              <w:t>어디서 오나</w:t>
+            </w:r>
+          </w:p>
+        </w:tc>
+      </w:tr>
+      <w:tr>
+        <w:tc>
+          <w:tcPr>
+            <w:tcW w:type="dxa" w:w="2880"/>
+          </w:tcPr>
+          <w:p>
+            <w:r>
+              <w:t>Vercel</w:t>
+            </w:r>
+          </w:p>
+        </w:tc>
+        <w:tc>
+          <w:tcPr>
+            <w:tcW w:type="dxa" w:w="2880"/>
+          </w:tcPr>
+          <w:p>
+            <w:r>
+              <w:t>web/api/ 안의 3개</w:t>
+            </w:r>
+          </w:p>
+        </w:tc>
+        <w:tc>
+          <w:tcPr>
+            <w:tcW w:type="dxa" w:w="2880"/>
+          </w:tcPr>
+          <w:p>
+            <w:r>
+              <w:t>git에 커밋되어 있다. clone하면 그대로 따라옴</w:t>
+            </w:r>
+          </w:p>
+        </w:tc>
+      </w:tr>
+      <w:tr>
+        <w:tc>
+          <w:tcPr>
+            <w:tcW w:type="dxa" w:w="2880"/>
+          </w:tcPr>
+          <w:p>
+            <w:r>
+              <w:t>터널</w:t>
+            </w:r>
+          </w:p>
+        </w:tc>
+        <w:tc>
+          <w:tcPr>
+            <w:tcW w:type="dxa" w:w="2880"/>
+          </w:tcPr>
+          <w:p>
+            <w:r>
+              <w:t>kdi/kdi.sqlite, overseas/opsi_policies.db</w:t>
+            </w:r>
+          </w:p>
+        </w:tc>
+        <w:tc>
+          <w:tcPr>
+            <w:tcW w:type="dxa" w:w="2880"/>
+          </w:tcPr>
+          <w:p>
+            <w:r>
+              <w:t>git 제외 대상. 별도로 받아야 함</w:t>
+            </w:r>
+          </w:p>
+        </w:tc>
+      </w:tr>
+      <w:tr>
+        <w:tc>
+          <w:tcPr>
+            <w:tcW w:type="dxa" w:w="2880"/>
+          </w:tcPr>
+          <w:p>
+            <w:r>
+              <w:t>Workers</w:t>
+            </w:r>
+          </w:p>
+        </w:tc>
+        <w:tc>
+          <w:tcPr>
+            <w:tcW w:type="dxa" w:w="2880"/>
+          </w:tcPr>
+          <w:p>
+            <w:r>
+              <w:t>없음</w:t>
+            </w:r>
+          </w:p>
+        </w:tc>
+        <w:tc>
+          <w:tcPr>
+            <w:tcW w:type="dxa" w:w="2880"/>
+          </w:tcPr>
+          <w:p>
+            <w:r>
+              <w:t>코퍼스가 D1에 있음</w:t>
+            </w:r>
+          </w:p>
+        </w:tc>
+      </w:tr>
+    </w:tbl>
+    <w:p/>
+    <w:p>
+      <w:pPr>
+        <w:pStyle w:val="Heading2"/>
+      </w:pPr>
+      <w:r>
+        <w:t>git에 들어 있는 것 (clone하면 자동으로 따라옴)</w:t>
+      </w:r>
+    </w:p>
+    <w:p>
+      <w:pPr>
+        <w:ind w:left="280"/>
+      </w:pPr>
+      <w:r>
+        <w:rPr>
+          <w:rFonts w:ascii="Consolas" w:hAnsi="Consolas"/>
+          <w:color w:val="333366"/>
+          <w:sz w:val="18"/>
+        </w:rPr>
+        <w:t>web/api/kdi.sqlite          26MB   KDI 발간물 7,362건 (본문 제거 경량본)</w:t>
+        <w:br/>
+        <w:t>web/api/opsi_policies.db    15MB   OPSI 해외사례 1,015건</w:t>
+        <w:br/>
+        <w:t>web/api/fiscal.json         2.7MB  세출예산 14,122개 사업</w:t>
+      </w:r>
+    </w:p>
+    <w:p>
+      <w:r>
+        <w:t>따라서 Vercel판은 git clone 만으로 네 통로가 모두 작동한다. 별도 데이터</w:t>
+      </w:r>
+    </w:p>
+    <w:p>
+      <w:r>
+        <w:t>전달이 필요 없다.</w:t>
+      </w:r>
+    </w:p>
+    <w:p>
+      <w:pPr>
+        <w:pStyle w:val="Heading2"/>
+      </w:pPr>
+      <w:r>
+        <w:t>별도로 전달해야 하는 것 (gitignore됨)</w:t>
+      </w:r>
+    </w:p>
+    <w:p>
+      <w:pPr>
+        <w:ind w:left="280"/>
+      </w:pPr>
+      <w:r>
+        <w:rPr>
+          <w:rFonts w:ascii="Consolas" w:hAnsi="Consolas"/>
+          <w:color w:val="333366"/>
+          <w:sz w:val="18"/>
+        </w:rPr>
+        <w:t>kdi/kdi.sqlite              53MB   KDI 원본 (본문 포함) — kdinov 정밀 판정용</w:t>
+        <w:br/>
+        <w:t>overseas/opsi_policies.db   15MB   OPSI 원본</w:t>
+      </w:r>
+    </w:p>
+    <w:p>
+      <w:r>
+        <w:t>터널판에서 kdinov의 2차원 판정(중첩도 N0~N4 × 역할)을 쓰려면 kdi/kdi.sqlite가</w:t>
+      </w:r>
+    </w:p>
+    <w:p>
+      <w:r>
+        <w:t>필요하다. 없으면 그 통로는 키워드 조회로 자동 강등된다(작동은 한다).</w:t>
+      </w:r>
+    </w:p>
+    <w:p>
+      <w:r>
+        <w:rPr>
+          <w:i/>
+        </w:rPr>
+        <w:t>경로를 바꾸고 싶으면 환경변수로 지정한다: KDI_SQLITE=D:\어딘가\kdi.sqlite</w:t>
+      </w:r>
+    </w:p>
+    <w:p>
+      <w:pPr>
+        <w:pStyle w:val="Heading2"/>
+      </w:pPr>
+      <w:r>
+        <w:t>파일이 없으면 어떻게 되나</w:t>
+      </w:r>
+    </w:p>
+    <w:p>
+      <w:r>
+        <w:t>중단되지 않는다. 각 통로는 데이터 유무를 확인해 스스로 켜지고 꺼진다</w:t>
+      </w:r>
+    </w:p>
+    <w:p>
+      <w:r>
+        <w:t>(_kdi_available() · _opsi_available() · _fiscal_available()). 꺼진 통로는</w:t>
+      </w:r>
+    </w:p>
+    <w:p>
+      <w:r>
+        <w:t>결과 화면의 커버리지에 "미실행"으로 표시되며, 판정기는 그 사실을 알고 확신도를</w:t>
+      </w:r>
+    </w:p>
+    <w:p>
+      <w:r>
+        <w:t>낮춘다. 데이터가 하나도 없어도 문답과 채점(축 A)은 정상 작동한다.</w:t>
+      </w:r>
+    </w:p>
+    <w:p>
+      <w:pPr>
+        <w:pStyle w:val="Heading2"/>
+      </w:pPr>
+      <w:r>
+        <w:t>외부 연구자에게 넘길 때</w:t>
+      </w:r>
+    </w:p>
+    <w:p>
+      <w:pPr>
+        <w:pStyle w:val="ListNumber"/>
+      </w:pPr>
+      <w:r>
+        <w:t>저장소 접근권 — 코드 + Vercel용 코퍼스 3종이 전부 들어 있다.</w:t>
+      </w:r>
+    </w:p>
+    <w:p>
+      <w:pPr>
+        <w:pStyle w:val="ListNumber"/>
+      </w:pPr>
+      <w:r>
+        <w:t>kdi/kdi.sqlite 원본 53MB — 별도 전달(용량 때문에 git 제외). 터널판에서</w:t>
+      </w:r>
+    </w:p>
+    <w:p>
+      <w:r>
+        <w:t xml:space="preserve">   kdinov 정밀 판정을 쓸 때만 필요하다.</w:t>
+      </w:r>
+    </w:p>
+    <w:p>
+      <w:pPr>
+        <w:pStyle w:val="ListNumber"/>
+      </w:pPr>
+      <w:r>
+        <w:t>이 문서와 docs/대화기반_아이디어평가_방법론.md.</w:t>
       </w:r>
     </w:p>
     <w:p>
